--- a/briefings/线口监测午报-2026-09-13.docx
+++ b/briefings/线口监测午报-2026-09-13.docx
@@ -22,7 +22,7 @@
           <w:color w:val="888888"/>
           <w:sz w:val="18"/>
         </w:rPr>
-        <w:t>监测窗口:近48小时 | 生成时间:2026-09-13 12:53</w:t>
+        <w:t>监测窗口:近48小时 | 生成时间:2026-09-13 14:12</w:t>
       </w:r>
     </w:p>
     <w:p>
@@ -478,57 +478,6 @@
           <w:color w:val="888888"/>
           <w:sz w:val="24"/>
         </w:rPr>
-        <w:t>A20 Pro 芯片 AI 跑分曝光：苹果 iPhone 18 Pro NPU 较前代最高增幅 51.53%</w:t>
-      </w:r>
-    </w:p>
-    <w:p>
-      <w:r>
-        <w:rPr>
-          <w:rFonts w:ascii="Times New Roman" w:hAnsi="Times New Roman" w:eastAsia="宋体"/>
-          <w:color w:val="888888"/>
-          <w:sz w:val="18"/>
-        </w:rPr>
-        <w:t>来源:IT之家 | 时间:09-13 07:12</w:t>
-      </w:r>
-    </w:p>
-    <w:p>
-      <w:r>
-        <w:rPr>
-          <w:rFonts w:ascii="Times New Roman" w:hAnsi="Times New Roman" w:eastAsia="宋体"/>
-          <w:sz w:val="18"/>
-        </w:rPr>
-        <w:t>链接:</w:t>
-      </w:r>
-      <w:hyperlink r:id="rId17">
-        <w:r>
-          <w:rPr>
-            <w:color w:val="0563C1"/>
-            <w:u w:val="single"/>
-          </w:rPr>
-          <w:t>A20 Pro 芯片 AI 跑分曝光：苹果 iPhone 18 Pro NPU 较前代最高增幅 51.53%</w:t>
-        </w:r>
-      </w:hyperlink>
-    </w:p>
-    <w:p>
-      <w:pPr>
-        <w:pStyle w:val="Heading3"/>
-      </w:pPr>
-      <w:r>
-        <w:rPr>
-          <w:rFonts w:ascii="Times New Roman" w:hAnsi="Times New Roman" w:eastAsia="黑体"/>
-          <w:b w:val="0"/>
-          <w:color w:val="888888"/>
-          <w:sz w:val="24"/>
-        </w:rPr>
-        <w:t>【C级·参考】</w:t>
-      </w:r>
-      <w:r>
-        <w:rPr>
-          <w:rFonts w:ascii="Times New Roman" w:hAnsi="Times New Roman" w:eastAsia="黑体"/>
-          <w:b w:val="0"/>
-          <w:color w:val="888888"/>
-          <w:sz w:val="24"/>
-        </w:rPr>
         <w:t>Real-SWE: Benchmarking AI models on private, real-world, enterprise codebases</w:t>
       </w:r>
     </w:p>
@@ -550,7 +499,7 @@
         </w:rPr>
         <w:t>链接:</w:t>
       </w:r>
-      <w:hyperlink r:id="rId18">
+      <w:hyperlink r:id="rId17">
         <w:r>
           <w:rPr>
             <w:color w:val="0563C1"/>
@@ -601,7 +550,7 @@
         </w:rPr>
         <w:t>链接:</w:t>
       </w:r>
-      <w:hyperlink r:id="rId19">
+      <w:hyperlink r:id="rId18">
         <w:r>
           <w:rPr>
             <w:color w:val="0563C1"/>
@@ -652,7 +601,7 @@
         </w:rPr>
         <w:t>链接:</w:t>
       </w:r>
-      <w:hyperlink r:id="rId20">
+      <w:hyperlink r:id="rId19">
         <w:r>
           <w:rPr>
             <w:color w:val="0563C1"/>
@@ -703,64 +652,13 @@
         </w:rPr>
         <w:t>链接:</w:t>
       </w:r>
-      <w:hyperlink r:id="rId21">
+      <w:hyperlink r:id="rId20">
         <w:r>
           <w:rPr>
             <w:color w:val="0563C1"/>
             <w:u w:val="single"/>
           </w:rPr>
           <w:t>以创新能源解决方案释放AI眼镜全天候潜能 豪鹏科技亮相IFA 2026</w:t>
-        </w:r>
-      </w:hyperlink>
-    </w:p>
-    <w:p>
-      <w:pPr>
-        <w:pStyle w:val="Heading3"/>
-      </w:pPr>
-      <w:r>
-        <w:rPr>
-          <w:rFonts w:ascii="Times New Roman" w:hAnsi="Times New Roman" w:eastAsia="黑体"/>
-          <w:b w:val="0"/>
-          <w:color w:val="888888"/>
-          <w:sz w:val="24"/>
-        </w:rPr>
-        <w:t>【C级·参考】</w:t>
-      </w:r>
-      <w:r>
-        <w:rPr>
-          <w:rFonts w:ascii="Times New Roman" w:hAnsi="Times New Roman" w:eastAsia="黑体"/>
-          <w:b w:val="0"/>
-          <w:color w:val="888888"/>
-          <w:sz w:val="24"/>
-        </w:rPr>
-        <w:t>Meta AI眼镜引发隐私风波，苹果新CEO回应“变态眼镜”</w:t>
-      </w:r>
-    </w:p>
-    <w:p>
-      <w:r>
-        <w:rPr>
-          <w:rFonts w:ascii="Times New Roman" w:hAnsi="Times New Roman" w:eastAsia="宋体"/>
-          <w:color w:val="888888"/>
-          <w:sz w:val="18"/>
-        </w:rPr>
-        <w:t>来源:Bing新闻 | 时间:09-12 10:25</w:t>
-      </w:r>
-    </w:p>
-    <w:p>
-      <w:r>
-        <w:rPr>
-          <w:rFonts w:ascii="Times New Roman" w:hAnsi="Times New Roman" w:eastAsia="宋体"/>
-          <w:sz w:val="18"/>
-        </w:rPr>
-        <w:t>链接:</w:t>
-      </w:r>
-      <w:hyperlink r:id="rId22">
-        <w:r>
-          <w:rPr>
-            <w:color w:val="0563C1"/>
-            <w:u w:val="single"/>
-          </w:rPr>
-          <w:t>Meta AI眼镜引发隐私风波，苹果新CEO回应“变态眼镜”</w:t>
         </w:r>
       </w:hyperlink>
     </w:p>
@@ -805,7 +703,7 @@
         </w:rPr>
         <w:t>链接:</w:t>
       </w:r>
-      <w:hyperlink r:id="rId23">
+      <w:hyperlink r:id="rId21">
         <w:r>
           <w:rPr>
             <w:color w:val="0563C1"/>
@@ -856,7 +754,7 @@
         </w:rPr>
         <w:t>链接:</w:t>
       </w:r>
-      <w:hyperlink r:id="rId24">
+      <w:hyperlink r:id="rId22">
         <w:r>
           <w:rPr>
             <w:color w:val="0563C1"/>
@@ -907,64 +805,13 @@
         </w:rPr>
         <w:t>链接:</w:t>
       </w:r>
-      <w:hyperlink r:id="rId25">
+      <w:hyperlink r:id="rId23">
         <w:r>
           <w:rPr>
             <w:color w:val="0563C1"/>
             <w:u w:val="single"/>
           </w:rPr>
           <w:t>广州AI眼镜产业园动工，2.1平方公里瞄准哪些缺口？</w:t>
-        </w:r>
-      </w:hyperlink>
-    </w:p>
-    <w:p>
-      <w:pPr>
-        <w:pStyle w:val="Heading3"/>
-      </w:pPr>
-      <w:r>
-        <w:rPr>
-          <w:rFonts w:ascii="Times New Roman" w:hAnsi="Times New Roman" w:eastAsia="黑体"/>
-          <w:b w:val="0"/>
-          <w:color w:val="888888"/>
-          <w:sz w:val="24"/>
-        </w:rPr>
-        <w:t>【C级·参考】</w:t>
-      </w:r>
-      <w:r>
-        <w:rPr>
-          <w:rFonts w:ascii="Times New Roman" w:hAnsi="Times New Roman" w:eastAsia="黑体"/>
-          <w:b w:val="0"/>
-          <w:color w:val="888888"/>
-          <w:sz w:val="24"/>
-        </w:rPr>
-        <w:t>AI眼镜爆发前夜！康冠科技多款产品正冲刺2026下半年，轻量化人机交互要来了</w:t>
-      </w:r>
-    </w:p>
-    <w:p>
-      <w:r>
-        <w:rPr>
-          <w:rFonts w:ascii="Times New Roman" w:hAnsi="Times New Roman" w:eastAsia="宋体"/>
-          <w:color w:val="888888"/>
-          <w:sz w:val="18"/>
-        </w:rPr>
-        <w:t>来源:Bing新闻 | 时间:09-11 13:52</w:t>
-      </w:r>
-    </w:p>
-    <w:p>
-      <w:r>
-        <w:rPr>
-          <w:rFonts w:ascii="Times New Roman" w:hAnsi="Times New Roman" w:eastAsia="宋体"/>
-          <w:sz w:val="18"/>
-        </w:rPr>
-        <w:t>链接:</w:t>
-      </w:r>
-      <w:hyperlink r:id="rId26">
-        <w:r>
-          <w:rPr>
-            <w:color w:val="0563C1"/>
-            <w:u w:val="single"/>
-          </w:rPr>
-          <w:t>AI眼镜爆发前夜！康冠科技多款产品正冲刺2026下半年，轻量化人机交互要来了</w:t>
         </w:r>
       </w:hyperlink>
     </w:p>
@@ -1038,7 +885,7 @@
         </w:rPr>
         <w:t>链接:</w:t>
       </w:r>
-      <w:hyperlink r:id="rId27">
+      <w:hyperlink r:id="rId24">
         <w:r>
           <w:rPr>
             <w:color w:val="0563C1"/>
@@ -1101,7 +948,7 @@
         </w:rPr>
         <w:t>链接:</w:t>
       </w:r>
-      <w:hyperlink r:id="rId28">
+      <w:hyperlink r:id="rId25">
         <w:r>
           <w:rPr>
             <w:color w:val="0563C1"/>
@@ -1152,7 +999,7 @@
         </w:rPr>
         <w:t>链接:</w:t>
       </w:r>
-      <w:hyperlink r:id="rId29">
+      <w:hyperlink r:id="rId26">
         <w:r>
           <w:rPr>
             <w:color w:val="0563C1"/>
@@ -1215,7 +1062,7 @@
         </w:rPr>
         <w:t>链接:</w:t>
       </w:r>
-      <w:hyperlink r:id="rId30">
+      <w:hyperlink r:id="rId27">
         <w:r>
           <w:rPr>
             <w:color w:val="0563C1"/>
@@ -1266,7 +1113,7 @@
         </w:rPr>
         <w:t>链接:</w:t>
       </w:r>
-      <w:hyperlink r:id="rId31">
+      <w:hyperlink r:id="rId28">
         <w:r>
           <w:rPr>
             <w:color w:val="0563C1"/>
@@ -1317,7 +1164,7 @@
         </w:rPr>
         <w:t>链接:</w:t>
       </w:r>
-      <w:hyperlink r:id="rId32">
+      <w:hyperlink r:id="rId29">
         <w:r>
           <w:rPr>
             <w:color w:val="0563C1"/>
@@ -1370,7 +1217,7 @@
           <w:rFonts w:ascii="Times New Roman" w:hAnsi="Times New Roman" w:eastAsia="宋体"/>
           <w:sz w:val="18"/>
         </w:rPr>
-        <w:t>IT之家(60)、GameLook(0)、HackerNews(6)、Bing新闻(6)</w:t>
+        <w:t>IT之家(60)、GameLook(0)、HackerNews(6)、Bing新闻(4)</w:t>
       </w:r>
     </w:p>
     <w:p>
